--- a/Toy_Instructions/Bubble/Gazillion_Tornado_Bubble_Machine/Working_Documents/Gazillion_Tornado_Bubble_Machine_Maker_Guide.docx
+++ b/Toy_Instructions/Bubble/Gazillion_Tornado_Bubble_Machine/Working_Documents/Gazillion_Tornado_Bubble_Machine_Maker_Guide.docx
@@ -268,6 +268,23 @@
               <w:t xml:space="preserve"> AA Batteries</w:t>
             </w:r>
           </w:p>
+          <w:p/>
+          <w:p>
+            <w:r>
+              <w:t xml:space="preserve">Refer to the </w:t>
+            </w:r>
+            <w:hyperlink r:id="rId13" w:history="1">
+              <w:r>
+                <w:rPr>
+                  <w:rStyle w:val="Hyperlink"/>
+                </w:rPr>
+                <w:t>Tool and Component List</w:t>
+              </w:r>
+            </w:hyperlink>
+            <w:r>
+              <w:t xml:space="preserve"> for purchasing details.</w:t>
+            </w:r>
+          </w:p>
         </w:tc>
       </w:tr>
       <w:tr>
@@ -324,7 +341,7 @@
                           <pic:cNvPicPr/>
                         </pic:nvPicPr>
                         <pic:blipFill rotWithShape="1">
-                          <a:blip r:embed="rId13">
+                          <a:blip r:embed="rId14">
                             <a:extLst>
                               <a:ext uri="{28A0092B-C50C-407E-A947-70E740481C1C}">
                                 <a14:useLocalDpi xmlns:a14="http://schemas.microsoft.com/office/drawing/2010/main" val="0"/>
@@ -420,7 +437,7 @@
                           </pic:cNvPicPr>
                         </pic:nvPicPr>
                         <pic:blipFill rotWithShape="1">
-                          <a:blip r:embed="rId14" cstate="print">
+                          <a:blip r:embed="rId15" cstate="print">
                             <a:extLst>
                               <a:ext uri="{28A0092B-C50C-407E-A947-70E740481C1C}">
                                 <a14:useLocalDpi xmlns:a14="http://schemas.microsoft.com/office/drawing/2010/main" val="0"/>
@@ -490,7 +507,7 @@
                           </pic:cNvPicPr>
                         </pic:nvPicPr>
                         <pic:blipFill rotWithShape="1">
-                          <a:blip r:embed="rId14" cstate="print">
+                          <a:blip r:embed="rId15" cstate="print">
                             <a:extLst>
                               <a:ext uri="{28A0092B-C50C-407E-A947-70E740481C1C}">
                                 <a14:useLocalDpi xmlns:a14="http://schemas.microsoft.com/office/drawing/2010/main" val="0"/>
@@ -560,7 +577,7 @@
                           </pic:cNvPicPr>
                         </pic:nvPicPr>
                         <pic:blipFill rotWithShape="1">
-                          <a:blip r:embed="rId14" cstate="print">
+                          <a:blip r:embed="rId15" cstate="print">
                             <a:extLst>
                               <a:ext uri="{28A0092B-C50C-407E-A947-70E740481C1C}">
                                 <a14:useLocalDpi xmlns:a14="http://schemas.microsoft.com/office/drawing/2010/main" val="0"/>
@@ -630,7 +647,7 @@
                           </pic:cNvPicPr>
                         </pic:nvPicPr>
                         <pic:blipFill rotWithShape="1">
-                          <a:blip r:embed="rId14" cstate="print">
+                          <a:blip r:embed="rId15" cstate="print">
                             <a:extLst>
                               <a:ext uri="{28A0092B-C50C-407E-A947-70E740481C1C}">
                                 <a14:useLocalDpi xmlns:a14="http://schemas.microsoft.com/office/drawing/2010/main" val="0"/>
@@ -889,7 +906,7 @@
                           <pic:cNvPicPr/>
                         </pic:nvPicPr>
                         <pic:blipFill rotWithShape="1">
-                          <a:blip r:embed="rId15" cstate="print">
+                          <a:blip r:embed="rId16" cstate="print">
                             <a:extLst>
                               <a:ext uri="{28A0092B-C50C-407E-A947-70E740481C1C}">
                                 <a14:useLocalDpi xmlns:a14="http://schemas.microsoft.com/office/drawing/2010/main" val="0"/>
@@ -1415,7 +1432,7 @@
                           <pic:cNvPicPr/>
                         </pic:nvPicPr>
                         <pic:blipFill rotWithShape="1">
-                          <a:blip r:embed="rId16" cstate="print">
+                          <a:blip r:embed="rId17" cstate="print">
                             <a:extLst>
                               <a:ext uri="{28A0092B-C50C-407E-A947-70E740481C1C}">
                                 <a14:useLocalDpi xmlns:a14="http://schemas.microsoft.com/office/drawing/2010/main" val="0"/>
@@ -1524,7 +1541,7 @@
                           <pic:cNvPicPr/>
                         </pic:nvPicPr>
                         <pic:blipFill rotWithShape="1">
-                          <a:blip r:embed="rId17" cstate="print">
+                          <a:blip r:embed="rId18" cstate="print">
                             <a:extLst>
                               <a:ext uri="{28A0092B-C50C-407E-A947-70E740481C1C}">
                                 <a14:useLocalDpi xmlns:a14="http://schemas.microsoft.com/office/drawing/2010/main" val="0"/>
@@ -1713,7 +1730,7 @@
                           <pic:cNvPicPr/>
                         </pic:nvPicPr>
                         <pic:blipFill rotWithShape="1">
-                          <a:blip r:embed="rId18" cstate="print">
+                          <a:blip r:embed="rId19" cstate="print">
                             <a:extLst>
                               <a:ext uri="{28A0092B-C50C-407E-A947-70E740481C1C}">
                                 <a14:useLocalDpi xmlns:a14="http://schemas.microsoft.com/office/drawing/2010/main" val="0"/>
@@ -1909,7 +1926,7 @@
                           <pic:cNvPicPr/>
                         </pic:nvPicPr>
                         <pic:blipFill rotWithShape="1">
-                          <a:blip r:embed="rId19" cstate="print">
+                          <a:blip r:embed="rId20" cstate="print">
                             <a:extLst>
                               <a:ext uri="{28A0092B-C50C-407E-A947-70E740481C1C}">
                                 <a14:useLocalDpi xmlns:a14="http://schemas.microsoft.com/office/drawing/2010/main" val="0"/>
@@ -1997,7 +2014,7 @@
                     <pic:cNvPicPr/>
                   </pic:nvPicPr>
                   <pic:blipFill rotWithShape="1">
-                    <a:blip r:embed="rId20" cstate="print">
+                    <a:blip r:embed="rId21" cstate="print">
                       <a:extLst>
                         <a:ext uri="{28A0092B-C50C-407E-A947-70E740481C1C}">
                           <a14:useLocalDpi xmlns:a14="http://schemas.microsoft.com/office/drawing/2010/main" val="0"/>
@@ -2098,7 +2115,7 @@
                           <pic:cNvPicPr/>
                         </pic:nvPicPr>
                         <pic:blipFill rotWithShape="1">
-                          <a:blip r:embed="rId21" cstate="print">
+                          <a:blip r:embed="rId22" cstate="print">
                             <a:extLst>
                               <a:ext uri="{28A0092B-C50C-407E-A947-70E740481C1C}">
                                 <a14:useLocalDpi xmlns:a14="http://schemas.microsoft.com/office/drawing/2010/main" val="0"/>
@@ -2277,7 +2294,7 @@
                           <pic:cNvPicPr/>
                         </pic:nvPicPr>
                         <pic:blipFill rotWithShape="1">
-                          <a:blip r:embed="rId22" cstate="print">
+                          <a:blip r:embed="rId23" cstate="print">
                             <a:extLst>
                               <a:ext uri="{28A0092B-C50C-407E-A947-70E740481C1C}">
                                 <a14:useLocalDpi xmlns:a14="http://schemas.microsoft.com/office/drawing/2010/main" val="0"/>
@@ -2467,7 +2484,7 @@
                           <pic:cNvPicPr/>
                         </pic:nvPicPr>
                         <pic:blipFill rotWithShape="1">
-                          <a:blip r:embed="rId22" cstate="print">
+                          <a:blip r:embed="rId23" cstate="print">
                             <a:extLst>
                               <a:ext uri="{28A0092B-C50C-407E-A947-70E740481C1C}">
                                 <a14:useLocalDpi xmlns:a14="http://schemas.microsoft.com/office/drawing/2010/main" val="0"/>
@@ -2668,7 +2685,7 @@
                           <pic:cNvPicPr/>
                         </pic:nvPicPr>
                         <pic:blipFill rotWithShape="1">
-                          <a:blip r:embed="rId22" cstate="print">
+                          <a:blip r:embed="rId23" cstate="print">
                             <a:extLst>
                               <a:ext uri="{28A0092B-C50C-407E-A947-70E740481C1C}">
                                 <a14:useLocalDpi xmlns:a14="http://schemas.microsoft.com/office/drawing/2010/main" val="0"/>
@@ -2868,7 +2885,7 @@
                           <pic:cNvPicPr/>
                         </pic:nvPicPr>
                         <pic:blipFill rotWithShape="1">
-                          <a:blip r:embed="rId19" cstate="print">
+                          <a:blip r:embed="rId20" cstate="print">
                             <a:extLst>
                               <a:ext uri="{28A0092B-C50C-407E-A947-70E740481C1C}">
                                 <a14:useLocalDpi xmlns:a14="http://schemas.microsoft.com/office/drawing/2010/main" val="0"/>
@@ -3058,7 +3075,7 @@
                           <pic:cNvPicPr/>
                         </pic:nvPicPr>
                         <pic:blipFill rotWithShape="1">
-                          <a:blip r:embed="rId23" cstate="print">
+                          <a:blip r:embed="rId24" cstate="print">
                             <a:extLst>
                               <a:ext uri="{28A0092B-C50C-407E-A947-70E740481C1C}">
                                 <a14:useLocalDpi xmlns:a14="http://schemas.microsoft.com/office/drawing/2010/main" val="0"/>
@@ -3328,7 +3345,7 @@
                           <pic:cNvPicPr/>
                         </pic:nvPicPr>
                         <pic:blipFill rotWithShape="1">
-                          <a:blip r:embed="rId24" cstate="print">
+                          <a:blip r:embed="rId25" cstate="print">
                             <a:extLst>
                               <a:ext uri="{28A0092B-C50C-407E-A947-70E740481C1C}">
                                 <a14:useLocalDpi xmlns:a14="http://schemas.microsoft.com/office/drawing/2010/main" val="0"/>
@@ -3452,7 +3469,7 @@
                           <pic:cNvPicPr/>
                         </pic:nvPicPr>
                         <pic:blipFill rotWithShape="1">
-                          <a:blip r:embed="rId25" cstate="print">
+                          <a:blip r:embed="rId26" cstate="print">
                             <a:extLst>
                               <a:ext uri="{28A0092B-C50C-407E-A947-70E740481C1C}">
                                 <a14:useLocalDpi xmlns:a14="http://schemas.microsoft.com/office/drawing/2010/main" val="0"/>
@@ -3713,7 +3730,7 @@
                           <pic:cNvPicPr/>
                         </pic:nvPicPr>
                         <pic:blipFill rotWithShape="1">
-                          <a:blip r:embed="rId26" cstate="print">
+                          <a:blip r:embed="rId27" cstate="print">
                             <a:extLst>
                               <a:ext uri="{28A0092B-C50C-407E-A947-70E740481C1C}">
                                 <a14:useLocalDpi xmlns:a14="http://schemas.microsoft.com/office/drawing/2010/main" val="0"/>
@@ -3907,7 +3924,7 @@
                           <pic:cNvPicPr/>
                         </pic:nvPicPr>
                         <pic:blipFill>
-                          <a:blip r:embed="rId27" cstate="print">
+                          <a:blip r:embed="rId28" cstate="print">
                             <a:extLst>
                               <a:ext uri="{28A0092B-C50C-407E-A947-70E740481C1C}">
                                 <a14:useLocalDpi xmlns:a14="http://schemas.microsoft.com/office/drawing/2010/main" val="0"/>
@@ -4014,7 +4031,7 @@
                           <pic:cNvPicPr/>
                         </pic:nvPicPr>
                         <pic:blipFill rotWithShape="1">
-                          <a:blip r:embed="rId28" cstate="print">
+                          <a:blip r:embed="rId29" cstate="print">
                             <a:extLst>
                               <a:ext uri="{28A0092B-C50C-407E-A947-70E740481C1C}">
                                 <a14:useLocalDpi xmlns:a14="http://schemas.microsoft.com/office/drawing/2010/main" val="0"/>
@@ -4137,7 +4154,7 @@
                           <pic:cNvPicPr/>
                         </pic:nvPicPr>
                         <pic:blipFill rotWithShape="1">
-                          <a:blip r:embed="rId29" cstate="print">
+                          <a:blip r:embed="rId30" cstate="print">
                             <a:extLst>
                               <a:ext uri="{28A0092B-C50C-407E-A947-70E740481C1C}">
                                 <a14:useLocalDpi xmlns:a14="http://schemas.microsoft.com/office/drawing/2010/main" val="0"/>
@@ -4478,7 +4495,7 @@
                           <pic:cNvPicPr/>
                         </pic:nvPicPr>
                         <pic:blipFill rotWithShape="1">
-                          <a:blip r:embed="rId30" cstate="print">
+                          <a:blip r:embed="rId31" cstate="print">
                             <a:extLst>
                               <a:ext uri="{28A0092B-C50C-407E-A947-70E740481C1C}">
                                 <a14:useLocalDpi xmlns:a14="http://schemas.microsoft.com/office/drawing/2010/main" val="0"/>
@@ -4587,7 +4604,7 @@
                           <pic:cNvPicPr/>
                         </pic:nvPicPr>
                         <pic:blipFill rotWithShape="1">
-                          <a:blip r:embed="rId16" cstate="print">
+                          <a:blip r:embed="rId17" cstate="print">
                             <a:extLst>
                               <a:ext uri="{28A0092B-C50C-407E-A947-70E740481C1C}">
                                 <a14:useLocalDpi xmlns:a14="http://schemas.microsoft.com/office/drawing/2010/main" val="0"/>
@@ -5050,7 +5067,7 @@
                           <pic:cNvPicPr/>
                         </pic:nvPicPr>
                         <pic:blipFill rotWithShape="1">
-                          <a:blip r:embed="rId31" cstate="print">
+                          <a:blip r:embed="rId32" cstate="print">
                             <a:extLst>
                               <a:ext uri="{28A0092B-C50C-407E-A947-70E740481C1C}">
                                 <a14:useLocalDpi xmlns:a14="http://schemas.microsoft.com/office/drawing/2010/main" val="0"/>
@@ -5171,7 +5188,7 @@
                           <pic:cNvPicPr/>
                         </pic:nvPicPr>
                         <pic:blipFill>
-                          <a:blip r:embed="rId32" cstate="print">
+                          <a:blip r:embed="rId33" cstate="print">
                             <a:extLst>
                               <a:ext uri="{28A0092B-C50C-407E-A947-70E740481C1C}">
                                 <a14:useLocalDpi xmlns:a14="http://schemas.microsoft.com/office/drawing/2010/main" val="0"/>
@@ -5207,8 +5224,8 @@
       </w:r>
     </w:p>
     <w:sectPr>
-      <w:headerReference w:type="default" r:id="rId33"/>
-      <w:footerReference w:type="default" r:id="rId34"/>
+      <w:headerReference w:type="default" r:id="rId34"/>
+      <w:footerReference w:type="default" r:id="rId35"/>
       <w:pgSz w:w="12240" w:h="15840"/>
       <w:pgMar w:top="1440" w:right="1440" w:bottom="1440" w:left="1440" w:header="720" w:footer="708" w:gutter="0"/>
       <w:cols w:space="708"/>
@@ -8574,7 +8591,12 @@
 </file>
 
 <file path=customXml/item2.xml><?xml version="1.0" encoding="utf-8"?>
-<b:Sources xmlns:b="http://schemas.openxmlformats.org/officeDocument/2006/bibliography" xmlns="http://schemas.openxmlformats.org/officeDocument/2006/bibliography" SelectedStyle="\APASixthEditionOfficeOnline.xsl" StyleName="APA" Version="6"/>
+<?mso-contentType ?>
+<FormTemplates xmlns="http://schemas.microsoft.com/sharepoint/v3/contenttype/forms">
+  <Display>DocumentLibraryForm</Display>
+  <Edit>DocumentLibraryForm</Edit>
+  <New>DocumentLibraryForm</New>
+</FormTemplates>
 </file>
 
 <file path=customXml/item3.xml><?xml version="1.0" encoding="utf-8"?>
@@ -8589,12 +8611,7 @@
 </file>
 
 <file path=customXml/item4.xml><?xml version="1.0" encoding="utf-8"?>
-<?mso-contentType ?>
-<FormTemplates xmlns="http://schemas.microsoft.com/sharepoint/v3/contenttype/forms">
-  <Display>DocumentLibraryForm</Display>
-  <Edit>DocumentLibraryForm</Edit>
-  <New>DocumentLibraryForm</New>
-</FormTemplates>
+<b:Sources xmlns:b="http://schemas.openxmlformats.org/officeDocument/2006/bibliography" xmlns="http://schemas.openxmlformats.org/officeDocument/2006/bibliography" SelectedStyle="\APASixthEditionOfficeOnline.xsl" StyleName="APA" Version="6"/>
 </file>
 
 <file path=customXml/itemProps1.xml><?xml version="1.0" encoding="utf-8"?>
@@ -8617,9 +8634,9 @@
 </file>
 
 <file path=customXml/itemProps2.xml><?xml version="1.0" encoding="utf-8"?>
-<ds:datastoreItem xmlns:ds="http://schemas.openxmlformats.org/officeDocument/2006/customXml" ds:itemID="{C438ADBA-56D5-474C-BF2C-97C24DDF66BD}">
+<ds:datastoreItem xmlns:ds="http://schemas.openxmlformats.org/officeDocument/2006/customXml" ds:itemID="{2585761D-1AE9-4796-83E7-A2FC381967AF}">
   <ds:schemaRefs>
-    <ds:schemaRef ds:uri="http://schemas.openxmlformats.org/officeDocument/2006/bibliography"/>
+    <ds:schemaRef ds:uri="http://schemas.microsoft.com/sharepoint/v3/contenttype/forms"/>
   </ds:schemaRefs>
 </ds:datastoreItem>
 </file>
@@ -8627,24 +8644,24 @@
 <file path=customXml/itemProps3.xml><?xml version="1.0" encoding="utf-8"?>
 <ds:datastoreItem xmlns:ds="http://schemas.openxmlformats.org/officeDocument/2006/customXml" ds:itemID="{3A085C18-819E-4466-9494-DD461C39C2B0}">
   <ds:schemaRefs>
+    <ds:schemaRef ds:uri="38b325e6-602c-452a-8617-173bf47082c5"/>
+    <ds:schemaRef ds:uri="http://purl.org/dc/dcmitype/"/>
+    <ds:schemaRef ds:uri="http://schemas.microsoft.com/office/2006/documentManagement/types"/>
+    <ds:schemaRef ds:uri="http://purl.org/dc/elements/1.1/"/>
+    <ds:schemaRef ds:uri="http://schemas.microsoft.com/office/infopath/2007/PartnerControls"/>
     <ds:schemaRef ds:uri="http://schemas.openxmlformats.org/package/2006/metadata/core-properties"/>
-    <ds:schemaRef ds:uri="http://schemas.microsoft.com/office/infopath/2007/PartnerControls"/>
-    <ds:schemaRef ds:uri="http://schemas.microsoft.com/office/2006/documentManagement/types"/>
-    <ds:schemaRef ds:uri="http://purl.org/dc/dcmitype/"/>
     <ds:schemaRef ds:uri="http://schemas.microsoft.com/office/2006/metadata/properties"/>
-    <ds:schemaRef ds:uri="38b325e6-602c-452a-8617-173bf47082c5"/>
-    <ds:schemaRef ds:uri="http://purl.org/dc/elements/1.1/"/>
-    <ds:schemaRef ds:uri="8cf100d1-0775-4feb-8634-62999c4541bc"/>
     <ds:schemaRef ds:uri="http://www.w3.org/XML/1998/namespace"/>
     <ds:schemaRef ds:uri="http://purl.org/dc/terms/"/>
+    <ds:schemaRef ds:uri="8cf100d1-0775-4feb-8634-62999c4541bc"/>
   </ds:schemaRefs>
 </ds:datastoreItem>
 </file>
 
 <file path=customXml/itemProps4.xml><?xml version="1.0" encoding="utf-8"?>
-<ds:datastoreItem xmlns:ds="http://schemas.openxmlformats.org/officeDocument/2006/customXml" ds:itemID="{2585761D-1AE9-4796-83E7-A2FC381967AF}">
+<ds:datastoreItem xmlns:ds="http://schemas.openxmlformats.org/officeDocument/2006/customXml" ds:itemID="{C438ADBA-56D5-474C-BF2C-97C24DDF66BD}">
   <ds:schemaRefs>
-    <ds:schemaRef ds:uri="http://schemas.microsoft.com/sharepoint/v3/contenttype/forms"/>
+    <ds:schemaRef ds:uri="http://schemas.openxmlformats.org/officeDocument/2006/bibliography"/>
   </ds:schemaRefs>
 </ds:datastoreItem>
 </file>